--- a/contents/battle-workbook/soc-w03.docx
+++ b/contents/battle-workbook/soc-w03.docx
@@ -97,7 +97,7 @@
           <w:b/>
           <w:sz w:val="21"/>
         </w:rPr>
-        <w:t>망 외부 공격자(attacker-ext)</w:t>
+        <w:t>망 외부 공격자(외부 공격자 VM 192.168.0.202)</w:t>
       </w:r>
       <w:r>
         <w:rPr>
@@ -167,7 +167,7 @@
           <w:rFonts w:ascii="맑은 고딕" w:hAnsi="맑은 고딕" w:eastAsia="맑은 고딕"/>
           <w:sz w:val="21"/>
         </w:rPr>
-        <w:t>망 외부 공격자(attacker-ext)로 UNION 기반 SQLi 를 보낸다. access.log/ModSec audit 에 흔적이 남는다.</w:t>
+        <w:t>망 외부 공격자(외부 공격자 VM 192.168.0.202)로 UNION 기반 SQLi 를 보낸다. access.log/ModSec audit 에 흔적이 남는다.</w:t>
       </w:r>
     </w:p>
     <w:p>
@@ -179,7 +179,7 @@
           <w:rFonts w:ascii="Consolas" w:hAnsi="Consolas"/>
           <w:sz w:val="19"/>
         </w:rPr>
-        <w:t>curl -s "http://&lt;대상_공개IP&gt;:8080/vulnerabilities/sqli/?id=1' UNION SELECT user,password FROM users-- -&amp;Submit=Submit" --cookie "security=low; PHPSESSID=test"</w:t>
+        <w:t>curl -s "http://192.168.0.161:8080/vulnerabilities/sqli/?id=1' UNION SELECT user,password FROM users-- -&amp;Submit=Submit" --cookie "security=low; PHPSESSID=test"</w:t>
       </w:r>
     </w:p>
     <w:p>
@@ -252,7 +252,7 @@
           <w:b/>
           <w:sz w:val="22"/>
         </w:rPr>
-        <w:t>▶ 실행 결과 화면 (스크린샷 붙여넣기)</w:t>
+        <w:t>▶ 실행 결과 (출력/스크린샷)</w:t>
       </w:r>
     </w:p>
     <w:tbl>
@@ -286,7 +286,7 @@
                 <w:color w:val="AAAAAA"/>
                 <w:sz w:val="18"/>
               </w:rPr>
-              <w:t>여기에 결과 스크린샷을 붙여넣으세요 (커서를 두고 Ctrl+V)</w:t>
+              <w:t>여기에 결과 출력을 적거나 스크린샷을 붙여넣으세요 (커서를 두고 Ctrl+V)</w:t>
             </w:r>
           </w:p>
         </w:tc>
@@ -379,7 +379,7 @@
           <w:rFonts w:ascii="Consolas" w:hAnsi="Consolas"/>
           <w:sz w:val="19"/>
         </w:rPr>
-        <w:t>nikto -h http://&lt;대상_공개IP&gt;:8080 -maxtime 60s</w:t>
+        <w:t>nikto -h http://192.168.0.161:8080 -maxtime 60s</w:t>
       </w:r>
     </w:p>
     <w:p>
@@ -452,7 +452,7 @@
           <w:b/>
           <w:sz w:val="22"/>
         </w:rPr>
-        <w:t>▶ 실행 결과 화면 (스크린샷 붙여넣기)</w:t>
+        <w:t>▶ 실행 결과 (출력/스크린샷)</w:t>
       </w:r>
     </w:p>
     <w:tbl>
@@ -486,7 +486,7 @@
                 <w:color w:val="AAAAAA"/>
                 <w:sz w:val="18"/>
               </w:rPr>
-              <w:t>여기에 결과 스크린샷을 붙여넣으세요 (커서를 두고 Ctrl+V)</w:t>
+              <w:t>여기에 결과 출력을 적거나 스크린샷을 붙여넣으세요 (커서를 두고 Ctrl+V)</w:t>
             </w:r>
           </w:p>
         </w:tc>
@@ -689,7 +689,7 @@
           <w:b/>
           <w:sz w:val="22"/>
         </w:rPr>
-        <w:t>▶ 실행 결과 화면 (스크린샷 붙여넣기)</w:t>
+        <w:t>▶ 실행 결과 (출력/스크린샷)</w:t>
       </w:r>
     </w:p>
     <w:tbl>
@@ -723,7 +723,7 @@
                 <w:color w:val="AAAAAA"/>
                 <w:sz w:val="18"/>
               </w:rPr>
-              <w:t>여기에 결과 스크린샷을 붙여넣으세요 (커서를 두고 Ctrl+V)</w:t>
+              <w:t>여기에 결과 출력을 적거나 스크린샷을 붙여넣으세요 (커서를 두고 Ctrl+V)</w:t>
             </w:r>
           </w:p>
         </w:tc>
@@ -903,7 +903,7 @@
           <w:b/>
           <w:sz w:val="22"/>
         </w:rPr>
-        <w:t>▶ 실행 결과 화면 (스크린샷 붙여넣기)</w:t>
+        <w:t>▶ 실행 결과 (출력/스크린샷)</w:t>
       </w:r>
     </w:p>
     <w:tbl>
@@ -937,7 +937,7 @@
                 <w:color w:val="AAAAAA"/>
                 <w:sz w:val="18"/>
               </w:rPr>
-              <w:t>여기에 결과 스크린샷을 붙여넣으세요 (커서를 두고 Ctrl+V)</w:t>
+              <w:t>여기에 결과 출력을 적거나 스크린샷을 붙여넣으세요 (커서를 두고 Ctrl+V)</w:t>
             </w:r>
           </w:p>
         </w:tc>
@@ -1092,7 +1092,7 @@
           <w:b/>
           <w:sz w:val="22"/>
         </w:rPr>
-        <w:t>▶ 실행 결과 화면 (스크린샷 붙여넣기)</w:t>
+        <w:t>▶ 실행 결과 (출력/스크린샷)</w:t>
       </w:r>
     </w:p>
     <w:tbl>
@@ -1126,7 +1126,7 @@
                 <w:color w:val="AAAAAA"/>
                 <w:sz w:val="18"/>
               </w:rPr>
-              <w:t>여기에 결과 스크린샷을 붙여넣으세요 (커서를 두고 Ctrl+V)</w:t>
+              <w:t>여기에 결과 출력을 적거나 스크린샷을 붙여넣으세요 (커서를 두고 Ctrl+V)</w:t>
             </w:r>
           </w:p>
         </w:tc>
